--- a/downloads/documents/04 Units/Unit 07 - Capstone - Launch Career Readiness and FACS Shark Tank/Lesson 07.03 - ACT FAST Think On Your Feet.docx
+++ b/downloads/documents/04 Units/Unit 07 - Capstone - Launch Career Readiness and FACS Shark Tank/Lesson 07.03 - ACT FAST Think On Your Feet.docx
@@ -1197,7 +1197,7 @@
         <w:pStyle w:val="Compact"/>
       </w:pPr>
       <w:r>
-        <w:t xml:space="preserve">ELL: the scenario cards are written in short sentences with no idioms, and every card has a one-line picture description on the back so the situation can be understood without full reading. The four traits and their signs appear in Turkish, Portuguese, and Spanish on the self-score sheet, from</w:t>
+        <w:t xml:space="preserve">ELL: the scenario cards are written in short sentences with no idioms, and every card has a one-line picture description on the back so the situation can be understood without full reading. The four traits and their signs appear in Spanish on the self-score sheet, from</w:t>
       </w:r>
       <w:r>
         <w:t xml:space="preserve"> </w:t>
@@ -1209,7 +1209,7 @@
         <w:t xml:space="preserve">Vocabulary 07.md</w:t>
       </w:r>
       <w:r>
-        <w:t xml:space="preserve">. An ELL student may answer in the home language with a bilingual partner translating one sentence of it for the room, or may answer in English with 20 seconds of thinking time instead of 10. Sentence starters on the card back in all four languages:</w:t>
+        <w:t xml:space="preserve">. An ELL student may answer in the home language with a bilingual partner translating one sentence of it for the room, or may answer in English with 20 seconds of thinking time instead of 10. Sentence starters on the card back in English and Spanish:</w:t>
       </w:r>
       <w:r>
         <w:t xml:space="preserve"> </w:t>
